--- a/LabWorks_2026/Лабораторная работа №2.docx
+++ b/LabWorks_2026/Лабораторная работа №2.docx
@@ -31,9 +31,6 @@
     <w:p>
       <w:pPr>
         <w:pStyle w:val="2"/>
-        <w:tabs>
-          <w:tab w:val="clear" w:pos="360"/>
-        </w:tabs>
       </w:pPr>
       <w:r>
         <w:t>Изучить основные методы и техники формирования тестовых данных для тестирования программного обеспечения;</w:t>
@@ -42,9 +39,6 @@
     <w:p>
       <w:pPr>
         <w:pStyle w:val="2"/>
-        <w:tabs>
-          <w:tab w:val="clear" w:pos="360"/>
-        </w:tabs>
       </w:pPr>
       <w:r>
         <w:t>Научиться формировать наборы тестовых данных для различных типов тестирования.</w:t>
@@ -65,48 +59,13 @@
     <w:p>
       <w:pPr>
         <w:pStyle w:val="2"/>
-        <w:tabs>
-          <w:tab w:val="clear" w:pos="360"/>
-        </w:tabs>
         <w:rPr>
           <w:b/>
           <w:bCs w:val="0"/>
         </w:rPr>
       </w:pPr>
       <w:r>
-        <w:t>Гагарина, Л. Г. Технология разработки программного обеспечения : учебное пособие / Л.Г. Гагарина, Е.В. Кокорева, Б.Д. Сидорова-</w:t>
-      </w:r>
-      <w:proofErr w:type="spellStart"/>
-      <w:r>
-        <w:t>Виснадул</w:t>
-      </w:r>
-      <w:proofErr w:type="spellEnd"/>
-      <w:r>
-        <w:t xml:space="preserve"> ; под ред. Л.Г. Гагариной. — </w:t>
-      </w:r>
-      <w:proofErr w:type="gramStart"/>
-      <w:r>
-        <w:t>Москва :</w:t>
-      </w:r>
-      <w:proofErr w:type="gramEnd"/>
-      <w:r>
-        <w:t xml:space="preserve"> </w:t>
-      </w:r>
-      <w:proofErr w:type="gramStart"/>
-      <w:r>
-        <w:t>ФОРУМ :</w:t>
-      </w:r>
-      <w:proofErr w:type="gramEnd"/>
-      <w:r>
-        <w:t xml:space="preserve"> ИНФРА-М, 2025. — 400 с. — (Среднее профессиональное образование). - ISBN 978-5-8199-0812-9. - </w:t>
-      </w:r>
-      <w:proofErr w:type="gramStart"/>
-      <w:r>
-        <w:t>Текст :</w:t>
-      </w:r>
-      <w:proofErr w:type="gramEnd"/>
-      <w:r>
-        <w:t xml:space="preserve"> электронный. - URL: https://znanium.ru/catalog/product/2183867 – Режим доступа: по подписке. </w:t>
+        <w:t xml:space="preserve">Гагарина, Л. Г. Технология разработки программного обеспечения : учебное пособие / Л.Г. Гагарина, Е.В. Кокорева, Б.Д. Сидорова-Виснадул ; под ред. Л.Г. Гагариной. — Москва : ФОРУМ : ИНФРА-М, 2025. — 400 с. — (Среднее профессиональное образование). - ISBN 978-5-8199-0812-9. - Текст : электронный. - URL: https://znanium.ru/catalog/product/2183867 – Режим доступа: по подписке. </w:t>
       </w:r>
     </w:p>
     <w:p>
@@ -124,9 +83,6 @@
     <w:p>
       <w:pPr>
         <w:pStyle w:val="2"/>
-        <w:tabs>
-          <w:tab w:val="clear" w:pos="360"/>
-        </w:tabs>
       </w:pPr>
       <w:r>
         <w:t>Повторить теоретический материал (см. п.2).</w:t>
@@ -135,9 +91,6 @@
     <w:p>
       <w:pPr>
         <w:pStyle w:val="2"/>
-        <w:tabs>
-          <w:tab w:val="clear" w:pos="360"/>
-        </w:tabs>
       </w:pPr>
       <w:r>
         <w:t>Изучить описание лабораторной работы.</w:t>
@@ -158,9 +111,6 @@
     <w:p>
       <w:pPr>
         <w:pStyle w:val="2"/>
-        <w:tabs>
-          <w:tab w:val="clear" w:pos="360"/>
-        </w:tabs>
       </w:pPr>
       <w:r>
         <w:t>Персональный компьютер.</w:t>
@@ -385,14 +335,7 @@
                           <w:rFonts w:ascii="Cambria Math" w:hAnsi="Cambria Math"/>
                           <w:lang w:val="en-US"/>
                         </w:rPr>
-                        <m:t>x+1</m:t>
-                      </m:r>
-                      <m:r>
-                        <w:rPr>
-                          <w:rFonts w:ascii="Cambria Math" w:hAnsi="Cambria Math"/>
-                          <w:lang w:val="en-US"/>
-                        </w:rPr>
-                        <m:t>0</m:t>
+                        <m:t>x+10</m:t>
                       </m:r>
                     </m:e>
                   </m:rad>
@@ -901,14 +844,7 @@
                           <w:rFonts w:ascii="Cambria Math" w:hAnsi="Cambria Math"/>
                           <w:lang w:val="en-US"/>
                         </w:rPr>
-                        <m:t>x</m:t>
-                      </m:r>
-                      <m:r>
-                        <w:rPr>
-                          <w:rFonts w:ascii="Cambria Math" w:hAnsi="Cambria Math"/>
-                          <w:lang w:val="en-US"/>
-                        </w:rPr>
-                        <m:t>-5</m:t>
+                        <m:t>x-5</m:t>
                       </m:r>
                     </m:num>
                     <m:den>
@@ -917,14 +853,7 @@
                           <w:rFonts w:ascii="Cambria Math" w:hAnsi="Cambria Math"/>
                           <w:lang w:val="en-US"/>
                         </w:rPr>
-                        <m:t>x</m:t>
-                      </m:r>
-                      <m:r>
-                        <w:rPr>
-                          <w:rFonts w:ascii="Cambria Math" w:hAnsi="Cambria Math"/>
-                          <w:lang w:val="en-US"/>
-                        </w:rPr>
-                        <m:t>+2</m:t>
+                        <m:t>x+2</m:t>
                       </m:r>
                     </m:den>
                   </m:f>
@@ -1017,14 +946,7 @@
                           <w:rFonts w:ascii="Cambria Math" w:hAnsi="Cambria Math"/>
                           <w:lang w:val="en-US"/>
                         </w:rPr>
-                        <m:t>x</m:t>
-                      </m:r>
-                      <m:r>
-                        <w:rPr>
-                          <w:rFonts w:ascii="Cambria Math" w:hAnsi="Cambria Math"/>
-                          <w:lang w:val="en-US"/>
-                        </w:rPr>
-                        <m:t>-4</m:t>
+                        <m:t>x-4</m:t>
                       </m:r>
                     </m:e>
                   </m:rad>
@@ -1035,14 +957,7 @@
                       <w:rFonts w:ascii="Cambria Math" w:hAnsi="Cambria Math"/>
                       <w:lang w:val="en-US"/>
                     </w:rPr>
-                    <m:t>8</m:t>
-                  </m:r>
-                  <m:r>
-                    <w:rPr>
-                      <w:rFonts w:ascii="Cambria Math" w:hAnsi="Cambria Math"/>
-                      <w:lang w:val="en-US"/>
-                    </w:rPr>
-                    <m:t>-</m:t>
+                    <m:t>8-</m:t>
                   </m:r>
                   <m:sSup>
                     <m:sSupPr>
@@ -1154,14 +1069,7 @@
                           <w:rFonts w:ascii="Cambria Math" w:hAnsi="Cambria Math"/>
                           <w:lang w:val="en-US"/>
                         </w:rPr>
-                        <m:t>x</m:t>
-                      </m:r>
-                      <m:r>
-                        <w:rPr>
-                          <w:rFonts w:ascii="Cambria Math" w:hAnsi="Cambria Math"/>
-                          <w:lang w:val="en-US"/>
-                        </w:rPr>
-                        <m:t>+10</m:t>
+                        <m:t>x+10</m:t>
                       </m:r>
                     </m:num>
                     <m:den>
@@ -1462,14 +1370,7 @@
                       <w:rFonts w:ascii="Cambria Math" w:hAnsi="Cambria Math"/>
                       <w:lang w:val="en-US"/>
                     </w:rPr>
-                    <m:t>x+1</m:t>
-                  </m:r>
-                  <m:r>
-                    <w:rPr>
-                      <w:rFonts w:ascii="Cambria Math" w:hAnsi="Cambria Math"/>
-                      <w:lang w:val="en-US"/>
-                    </w:rPr>
-                    <m:t>2</m:t>
+                    <m:t>x+12</m:t>
                   </m:r>
                 </m:den>
               </m:f>
@@ -1598,14 +1499,7 @@
                           <w:rFonts w:ascii="Cambria Math" w:hAnsi="Cambria Math"/>
                           <w:lang w:val="en-US"/>
                         </w:rPr>
-                        <m:t>x-</m:t>
-                      </m:r>
-                      <m:r>
-                        <w:rPr>
-                          <w:rFonts w:ascii="Cambria Math" w:hAnsi="Cambria Math"/>
-                          <w:lang w:val="en-US"/>
-                        </w:rPr>
-                        <m:t>10</m:t>
+                        <m:t>x-10</m:t>
                       </m:r>
                     </m:den>
                   </m:f>
@@ -1955,14 +1849,7 @@
                               <w:rFonts w:ascii="Cambria Math" w:hAnsi="Cambria Math"/>
                               <w:lang w:val="en-US"/>
                             </w:rPr>
-                            <m:t>1.21-</m:t>
-                          </m:r>
-                          <m:r>
-                            <w:rPr>
-                              <w:rFonts w:ascii="Cambria Math" w:hAnsi="Cambria Math"/>
-                              <w:lang w:val="en-US"/>
-                            </w:rPr>
-                            <m:t>x</m:t>
+                            <m:t>1.21-x</m:t>
                           </m:r>
                         </m:e>
                         <m:sup>
@@ -1984,21 +1871,7 @@
                       <w:rFonts w:ascii="Cambria Math" w:hAnsi="Cambria Math"/>
                       <w:lang w:val="en-US"/>
                     </w:rPr>
-                    <m:t>x+</m:t>
-                  </m:r>
-                  <m:r>
-                    <w:rPr>
-                      <w:rFonts w:ascii="Cambria Math" w:hAnsi="Cambria Math"/>
-                      <w:lang w:val="en-US"/>
-                    </w:rPr>
-                    <m:t>0.</m:t>
-                  </m:r>
-                  <m:r>
-                    <w:rPr>
-                      <w:rFonts w:ascii="Cambria Math" w:hAnsi="Cambria Math"/>
-                      <w:lang w:val="en-US"/>
-                    </w:rPr>
-                    <m:t>1</m:t>
+                    <m:t>x+0.1</m:t>
                   </m:r>
                 </m:den>
               </m:f>
@@ -2556,16 +2429,7 @@
               <w:ind w:left="0" w:firstLine="0"/>
             </w:pPr>
             <w:r>
-              <w:t xml:space="preserve">Вводится строка, определить, соответствует ли она </w:t>
-            </w:r>
-            <w:r>
-              <w:t>формату</w:t>
-            </w:r>
-            <w:r>
-              <w:t xml:space="preserve"> </w:t>
-            </w:r>
-            <w:r>
-              <w:t>вещественного числа</w:t>
+              <w:t>Вводится строка, определить, соответствует ли она требованиям к паролю: от 6 до 12 символов, строчная и прописная латинские буквы и как минимум одна цифра</w:t>
             </w:r>
           </w:p>
         </w:tc>
@@ -2630,10 +2494,7 @@
               <w:ind w:left="0" w:firstLine="0"/>
             </w:pPr>
             <w:r>
-              <w:t xml:space="preserve">Вводятся 3 числа: день, месяц, год. Определить, </w:t>
-            </w:r>
-            <w:r>
-              <w:t>существует ли такая дата</w:t>
+              <w:t>Вводится строка, определить, соответствует ли она формату номера СНИЛС</w:t>
             </w:r>
           </w:p>
         </w:tc>
@@ -2656,7 +2517,7 @@
               <w:ind w:left="0" w:firstLine="0"/>
             </w:pPr>
             <w:r>
-              <w:t>Вводится строка, определить, соответствует ли она формату номера СНИЛС</w:t>
+              <w:t>Вводится строка, определить, соответствует ли она формату ИНН</w:t>
             </w:r>
           </w:p>
         </w:tc>
@@ -2674,7 +2535,7 @@
               <w:ind w:left="0" w:firstLine="0"/>
             </w:pPr>
             <w:r>
-              <w:t>Вводится строка, определить, соответствует ли она формату ИНН</w:t>
+              <w:t>Вводится строка, определить, соответствует ли она формату десятичной дроби</w:t>
             </w:r>
           </w:p>
         </w:tc>
@@ -2697,31 +2558,139 @@
               <w:ind w:left="0" w:firstLine="0"/>
             </w:pPr>
             <w:r>
-              <w:t>Вводится строка. Определить</w:t>
+              <w:t xml:space="preserve">Вводится строка, определить, </w:t>
             </w:r>
             <w:r>
-              <w:t xml:space="preserve">, </w:t>
+              <w:t>соответствует ли она формату электронной почты</w:t>
+            </w:r>
+          </w:p>
+        </w:tc>
+        <w:tc>
+          <w:tcPr>
+            <w:tcW w:w="4673" w:type="dxa"/>
+          </w:tcPr>
+          <w:p>
+            <w:pPr>
+              <w:pStyle w:val="2"/>
+              <w:numPr>
+                <w:ilvl w:val="0"/>
+                <w:numId w:val="0"/>
+              </w:numPr>
+            </w:pPr>
+          </w:p>
+        </w:tc>
+      </w:tr>
+    </w:tbl>
+    <w:p>
+      <w:pPr>
+        <w:pStyle w:val="2"/>
+        <w:numPr>
+          <w:ilvl w:val="0"/>
+          <w:numId w:val="0"/>
+        </w:numPr>
+        <w:ind w:left="567"/>
+      </w:pPr>
+    </w:p>
+    <w:tbl>
+      <w:tblPr>
+        <w:tblStyle w:val="af0"/>
+        <w:tblW w:w="0" w:type="auto"/>
+        <w:tblInd w:w="-5" w:type="dxa"/>
+        <w:tblLook w:val="04A0" w:firstRow="1" w:lastRow="0" w:firstColumn="1" w:lastColumn="0" w:noHBand="0" w:noVBand="1"/>
+      </w:tblPr>
+      <w:tblGrid>
+        <w:gridCol w:w="4678"/>
+        <w:gridCol w:w="4672"/>
+      </w:tblGrid>
+      <w:tr>
+        <w:tc>
+          <w:tcPr>
+            <w:tcW w:w="4678" w:type="dxa"/>
+          </w:tcPr>
+          <w:p>
+            <w:pPr>
+              <w:pStyle w:val="2"/>
+              <w:numPr>
+                <w:ilvl w:val="0"/>
+                <w:numId w:val="0"/>
+              </w:numPr>
+              <w:jc w:val="center"/>
+            </w:pPr>
+            <w:r>
+              <w:t>П</w:t>
             </w:r>
             <w:r>
-              <w:t>соответствует ли она формату I</w:t>
+              <w:t>озитивные</w:t>
             </w:r>
+          </w:p>
+        </w:tc>
+        <w:tc>
+          <w:tcPr>
+            <w:tcW w:w="4672" w:type="dxa"/>
+          </w:tcPr>
+          <w:p>
+            <w:pPr>
+              <w:pStyle w:val="2"/>
+              <w:numPr>
+                <w:ilvl w:val="0"/>
+                <w:numId w:val="0"/>
+              </w:numPr>
+              <w:jc w:val="center"/>
+            </w:pPr>
             <w:r>
-              <w:rPr>
-                <w:lang w:val="en-US"/>
-              </w:rPr>
-              <w:t>P</w:t>
+              <w:t>Негативные</w:t>
             </w:r>
-            <w:r>
-              <w:t>-</w:t>
-            </w:r>
-            <w:r>
-              <w:t>адреса</w:t>
-            </w:r>
-          </w:p>
-        </w:tc>
-        <w:tc>
-          <w:tcPr>
-            <w:tcW w:w="4673" w:type="dxa"/>
+          </w:p>
+        </w:tc>
+      </w:tr>
+      <w:tr>
+        <w:tc>
+          <w:tcPr>
+            <w:tcW w:w="4678" w:type="dxa"/>
+          </w:tcPr>
+          <w:p>
+            <w:pPr>
+              <w:pStyle w:val="2"/>
+              <w:numPr>
+                <w:ilvl w:val="0"/>
+                <w:numId w:val="0"/>
+              </w:numPr>
+            </w:pPr>
+          </w:p>
+        </w:tc>
+        <w:tc>
+          <w:tcPr>
+            <w:tcW w:w="4672" w:type="dxa"/>
+          </w:tcPr>
+          <w:p>
+            <w:pPr>
+              <w:pStyle w:val="2"/>
+              <w:numPr>
+                <w:ilvl w:val="0"/>
+                <w:numId w:val="0"/>
+              </w:numPr>
+            </w:pPr>
+          </w:p>
+        </w:tc>
+      </w:tr>
+      <w:tr>
+        <w:tc>
+          <w:tcPr>
+            <w:tcW w:w="4678" w:type="dxa"/>
+          </w:tcPr>
+          <w:p>
+            <w:pPr>
+              <w:pStyle w:val="2"/>
+              <w:numPr>
+                <w:ilvl w:val="0"/>
+                <w:numId w:val="0"/>
+              </w:numPr>
+            </w:pPr>
+          </w:p>
+        </w:tc>
+        <w:tc>
+          <w:tcPr>
+            <w:tcW w:w="4672" w:type="dxa"/>
           </w:tcPr>
           <w:p>
             <w:pPr>
@@ -2735,6 +2704,16 @@
         </w:tc>
       </w:tr>
     </w:tbl>
+    <w:p>
+      <w:pPr>
+        <w:pStyle w:val="2"/>
+        <w:numPr>
+          <w:ilvl w:val="0"/>
+          <w:numId w:val="0"/>
+        </w:numPr>
+        <w:ind w:left="567"/>
+      </w:pPr>
+    </w:p>
     <w:p>
       <w:pPr>
         <w:pStyle w:val="2"/>
@@ -2747,7 +2726,10 @@
         <w:t>Спроектируйте тестовые данные на основе классов эквивалентности</w:t>
       </w:r>
       <w:r>
-        <w:t>, оформив их в таблицу. Обратите внимание, что каждый негативный тест должен проверять только один негативный класс эквивалентности.</w:t>
+        <w:t>, оформив их в таблицу. Обратите внимание, что каждый негативный тест должен проверять только один негативный класс эквивалентности</w:t>
+      </w:r>
+      <w:r>
+        <w:t>, но может включать несколько позитивных.</w:t>
       </w:r>
     </w:p>
     <w:tbl>
@@ -2757,16 +2739,18 @@
         <w:tblLook w:val="04A0" w:firstRow="1" w:lastRow="0" w:firstColumn="1" w:lastColumn="0" w:noHBand="0" w:noVBand="1"/>
       </w:tblPr>
       <w:tblGrid>
-        <w:gridCol w:w="562"/>
-        <w:gridCol w:w="3117"/>
+        <w:gridCol w:w="461"/>
+        <w:gridCol w:w="1441"/>
         <w:gridCol w:w="1951"/>
-        <w:gridCol w:w="1857"/>
-        <w:gridCol w:w="1858"/>
+        <w:gridCol w:w="1515"/>
+        <w:gridCol w:w="1547"/>
+        <w:gridCol w:w="1520"/>
+        <w:gridCol w:w="910"/>
       </w:tblGrid>
       <w:tr>
         <w:tc>
           <w:tcPr>
-            <w:tcW w:w="562" w:type="dxa"/>
+            <w:tcW w:w="491" w:type="dxa"/>
           </w:tcPr>
           <w:p>
             <w:pPr>
@@ -2791,7 +2775,7 @@
         </w:tc>
         <w:tc>
           <w:tcPr>
-            <w:tcW w:w="3117" w:type="dxa"/>
+            <w:tcW w:w="1932" w:type="dxa"/>
           </w:tcPr>
           <w:p>
             <w:pPr>
@@ -2841,7 +2825,7 @@
         </w:tc>
         <w:tc>
           <w:tcPr>
-            <w:tcW w:w="1857" w:type="dxa"/>
+            <w:tcW w:w="1615" w:type="dxa"/>
           </w:tcPr>
           <w:p>
             <w:pPr>
@@ -2866,7 +2850,7 @@
         </w:tc>
         <w:tc>
           <w:tcPr>
-            <w:tcW w:w="1858" w:type="dxa"/>
+            <w:tcW w:w="1638" w:type="dxa"/>
           </w:tcPr>
           <w:p>
             <w:pPr>
@@ -2889,11 +2873,61 @@
             </w:r>
           </w:p>
         </w:tc>
+        <w:tc>
+          <w:tcPr>
+            <w:tcW w:w="859" w:type="dxa"/>
+          </w:tcPr>
+          <w:p>
+            <w:pPr>
+              <w:pStyle w:val="2"/>
+              <w:numPr>
+                <w:ilvl w:val="0"/>
+                <w:numId w:val="0"/>
+              </w:numPr>
+              <w:rPr>
+                <w:sz w:val="24"/>
+                <w:szCs w:val="24"/>
+              </w:rPr>
+            </w:pPr>
+            <w:r>
+              <w:rPr>
+                <w:sz w:val="24"/>
+                <w:szCs w:val="24"/>
+              </w:rPr>
+              <w:t>Полученный результат</w:t>
+            </w:r>
+          </w:p>
+        </w:tc>
+        <w:tc>
+          <w:tcPr>
+            <w:tcW w:w="859" w:type="dxa"/>
+          </w:tcPr>
+          <w:p>
+            <w:pPr>
+              <w:pStyle w:val="2"/>
+              <w:numPr>
+                <w:ilvl w:val="0"/>
+                <w:numId w:val="0"/>
+              </w:numPr>
+              <w:rPr>
+                <w:sz w:val="24"/>
+                <w:szCs w:val="24"/>
+              </w:rPr>
+            </w:pPr>
+            <w:r>
+              <w:rPr>
+                <w:sz w:val="24"/>
+                <w:szCs w:val="24"/>
+              </w:rPr>
+              <w:t>Статус теста</w:t>
+            </w:r>
+          </w:p>
+        </w:tc>
       </w:tr>
       <w:tr>
         <w:tc>
           <w:tcPr>
-            <w:tcW w:w="562" w:type="dxa"/>
+            <w:tcW w:w="491" w:type="dxa"/>
           </w:tcPr>
           <w:p>
             <w:pPr>
@@ -2911,7 +2945,7 @@
         </w:tc>
         <w:tc>
           <w:tcPr>
-            <w:tcW w:w="3117" w:type="dxa"/>
+            <w:tcW w:w="1932" w:type="dxa"/>
           </w:tcPr>
           <w:p>
             <w:pPr>
@@ -2947,7 +2981,7 @@
         </w:tc>
         <w:tc>
           <w:tcPr>
-            <w:tcW w:w="1857" w:type="dxa"/>
+            <w:tcW w:w="1615" w:type="dxa"/>
           </w:tcPr>
           <w:p>
             <w:pPr>
@@ -2965,7 +2999,43 @@
         </w:tc>
         <w:tc>
           <w:tcPr>
-            <w:tcW w:w="1858" w:type="dxa"/>
+            <w:tcW w:w="1638" w:type="dxa"/>
+          </w:tcPr>
+          <w:p>
+            <w:pPr>
+              <w:pStyle w:val="2"/>
+              <w:numPr>
+                <w:ilvl w:val="0"/>
+                <w:numId w:val="0"/>
+              </w:numPr>
+              <w:rPr>
+                <w:sz w:val="24"/>
+                <w:szCs w:val="24"/>
+              </w:rPr>
+            </w:pPr>
+          </w:p>
+        </w:tc>
+        <w:tc>
+          <w:tcPr>
+            <w:tcW w:w="859" w:type="dxa"/>
+          </w:tcPr>
+          <w:p>
+            <w:pPr>
+              <w:pStyle w:val="2"/>
+              <w:numPr>
+                <w:ilvl w:val="0"/>
+                <w:numId w:val="0"/>
+              </w:numPr>
+              <w:rPr>
+                <w:sz w:val="24"/>
+                <w:szCs w:val="24"/>
+              </w:rPr>
+            </w:pPr>
+          </w:p>
+        </w:tc>
+        <w:tc>
+          <w:tcPr>
+            <w:tcW w:w="859" w:type="dxa"/>
           </w:tcPr>
           <w:p>
             <w:pPr>
@@ -2992,13 +3062,17 @@
         </w:numPr>
       </w:pPr>
       <w:r>
-        <w:t xml:space="preserve">* Реализуйте </w:t>
+        <w:t xml:space="preserve">Реализуйте </w:t>
       </w:r>
       <w:r>
         <w:t>программу, функционал которой задан в вашем варианте</w:t>
       </w:r>
       <w:r>
-        <w:t>. Выполните тестирование на основе спроектированных тестов.</w:t>
+        <w:t xml:space="preserve">. </w:t>
+      </w:r>
+      <w:r>
+        <w:lastRenderedPageBreak/>
+        <w:t>Выполните тестирование на основе спроектированных тестов.</w:t>
       </w:r>
     </w:p>
     <w:p>
@@ -3016,9 +3090,6 @@
     <w:p>
       <w:pPr>
         <w:pStyle w:val="2"/>
-        <w:tabs>
-          <w:tab w:val="clear" w:pos="360"/>
-        </w:tabs>
       </w:pPr>
       <w:r>
         <w:t>Повторить теоретический материал п. 3.1;</w:t>
@@ -3027,18 +3098,13 @@
     <w:p>
       <w:pPr>
         <w:pStyle w:val="2"/>
-        <w:tabs>
-          <w:tab w:val="clear" w:pos="360"/>
-        </w:tabs>
-      </w:pPr>
-      <w:r>
-        <w:t xml:space="preserve">Выполнить задание п. </w:t>
-      </w:r>
-      <w:proofErr w:type="gramStart"/>
-      <w:r>
-        <w:t>5.1-5.3</w:t>
-      </w:r>
-      <w:proofErr w:type="gramEnd"/>
+      </w:pPr>
+      <w:r>
+        <w:t>Выполнить задание п. 5.1-5.</w:t>
+      </w:r>
+      <w:r>
+        <w:t>2</w:t>
+      </w:r>
       <w:r>
         <w:t>;</w:t>
       </w:r>
@@ -3046,9 +3112,6 @@
     <w:p>
       <w:pPr>
         <w:pStyle w:val="2"/>
-        <w:tabs>
-          <w:tab w:val="clear" w:pos="360"/>
-        </w:tabs>
       </w:pPr>
       <w:r>
         <w:t>Ответить на контрольные вопросы п. 8;</w:t>
@@ -3057,9 +3120,6 @@
     <w:p>
       <w:pPr>
         <w:pStyle w:val="2"/>
-        <w:tabs>
-          <w:tab w:val="clear" w:pos="360"/>
-        </w:tabs>
       </w:pPr>
       <w:r>
         <w:t>Заполнить отчет п. 7.</w:t>
@@ -3074,16 +3134,12 @@
         <w:ind w:firstLine="0"/>
       </w:pPr>
       <w:r>
-        <w:lastRenderedPageBreak/>
         <w:t>Содержание отчета</w:t>
       </w:r>
     </w:p>
     <w:p>
       <w:pPr>
         <w:pStyle w:val="2"/>
-        <w:tabs>
-          <w:tab w:val="clear" w:pos="360"/>
-        </w:tabs>
       </w:pPr>
       <w:r>
         <w:t>Титульный лист;</w:t>
@@ -3092,9 +3148,6 @@
     <w:p>
       <w:pPr>
         <w:pStyle w:val="2"/>
-        <w:tabs>
-          <w:tab w:val="clear" w:pos="360"/>
-        </w:tabs>
       </w:pPr>
       <w:r>
         <w:t>Цель работы;</w:t>
@@ -3103,51 +3156,58 @@
     <w:p>
       <w:pPr>
         <w:pStyle w:val="2"/>
-        <w:tabs>
-          <w:tab w:val="clear" w:pos="360"/>
-        </w:tabs>
-      </w:pPr>
-      <w:r>
-        <w:t>Таблица с тестируемыми значениями п.5.</w:t>
-      </w:r>
-      <w:r>
-        <w:t>1</w:t>
+      </w:pPr>
+      <w:r>
+        <w:t>Область оп</w:t>
+      </w:r>
+      <w:r>
+        <w:t>ределения функции п.5.1</w:t>
       </w:r>
     </w:p>
     <w:p>
       <w:pPr>
         <w:pStyle w:val="2"/>
-        <w:tabs>
-          <w:tab w:val="clear" w:pos="360"/>
-        </w:tabs>
-      </w:pPr>
-      <w:r>
-        <w:t xml:space="preserve">Таблица </w:t>
-      </w:r>
-      <w:r>
-        <w:t xml:space="preserve">с тестируемыми значениями </w:t>
-      </w:r>
-      <w:r>
-        <w:t>п.5.2</w:t>
+      </w:pPr>
+      <w:r>
+        <w:t>Таблица с тестируемыми значениями п.5.</w:t>
+      </w:r>
+      <w:r>
+        <w:t>1</w:t>
       </w:r>
     </w:p>
     <w:p>
       <w:pPr>
         <w:pStyle w:val="2"/>
-        <w:tabs>
-          <w:tab w:val="clear" w:pos="360"/>
-        </w:tabs>
-      </w:pPr>
-      <w:r>
-        <w:t>Ответы на контрольные вопросы п. 6.3;</w:t>
+      </w:pPr>
+      <w:r>
+        <w:t>Таблица классов эквивалентности п.5.2</w:t>
       </w:r>
     </w:p>
     <w:p>
       <w:pPr>
         <w:pStyle w:val="2"/>
-        <w:tabs>
-          <w:tab w:val="clear" w:pos="360"/>
-        </w:tabs>
+      </w:pPr>
+      <w:r>
+        <w:t xml:space="preserve">Таблица </w:t>
+      </w:r>
+      <w:r>
+        <w:t xml:space="preserve">с тестируемыми значениями </w:t>
+      </w:r>
+      <w:r>
+        <w:t>п.5.2</w:t>
+      </w:r>
+    </w:p>
+    <w:p>
+      <w:pPr>
+        <w:pStyle w:val="2"/>
+      </w:pPr>
+      <w:r>
+        <w:t>Ответы на контрольные вопросы п. 6.3;</w:t>
+      </w:r>
+    </w:p>
+    <w:p>
+      <w:pPr>
+        <w:pStyle w:val="2"/>
       </w:pPr>
       <w:r>
         <w:t>Вывод по проделанной работе.</w:t>
@@ -3168,9 +3228,6 @@
     <w:p>
       <w:pPr>
         <w:pStyle w:val="2"/>
-        <w:tabs>
-          <w:tab w:val="clear" w:pos="360"/>
-        </w:tabs>
       </w:pPr>
       <w:r>
         <w:t>Что такое набор тестовых данных?</w:t>
@@ -3179,9 +3236,6 @@
     <w:p>
       <w:pPr>
         <w:pStyle w:val="2"/>
-        <w:tabs>
-          <w:tab w:val="clear" w:pos="360"/>
-        </w:tabs>
       </w:pPr>
       <w:r>
         <w:t>Что такое граничные значения?</w:t>
@@ -3190,9 +3244,6 @@
     <w:p>
       <w:pPr>
         <w:pStyle w:val="2"/>
-        <w:tabs>
-          <w:tab w:val="clear" w:pos="360"/>
-        </w:tabs>
       </w:pPr>
       <w:r>
         <w:t>Что такое классы эквивалентности?</w:t>
@@ -3442,7 +3493,7 @@
   <w:abstractNum w:abstractNumId="2" w15:restartNumberingAfterBreak="0">
     <w:nsid w:val="63F7453A"/>
     <w:multiLevelType w:val="hybridMultilevel"/>
-    <w:tmpl w:val="69AA2056"/>
+    <w:tmpl w:val="7FCAD7C4"/>
     <w:lvl w:ilvl="0" w:tplc="FFFFFFFF">
       <w:start w:val="1"/>
       <w:numFmt w:val="decimal"/>
@@ -3879,6 +3930,15 @@
   </w:num>
   <w:num w:numId="9" w16cid:durableId="2082487219">
     <w:abstractNumId w:val="2"/>
+  </w:num>
+  <w:num w:numId="10" w16cid:durableId="1399283855">
+    <w:abstractNumId w:val="1"/>
+  </w:num>
+  <w:num w:numId="11" w16cid:durableId="285506112">
+    <w:abstractNumId w:val="1"/>
+  </w:num>
+  <w:num w:numId="12" w16cid:durableId="928536629">
+    <w:abstractNumId w:val="1"/>
   </w:num>
 </w:numbering>
 </file>
@@ -4902,9 +4962,6 @@
         <w:ilvl w:val="1"/>
         <w:numId w:val="6"/>
       </w:numPr>
-      <w:tabs>
-        <w:tab w:val="num" w:pos="360"/>
-      </w:tabs>
     </w:pPr>
   </w:style>
   <w:style w:type="character" w:customStyle="1" w:styleId="24">
